--- a/Received/3/3, hrhg.docx
+++ b/Received/3/3, hrhg.docx
@@ -69,6 +69,16 @@
                               </w:rPr>
                               <w:t>D-</w:t>
                             </w:r>
+                            <w:r>
+                              <w:rPr>
+                                <w:rFonts w:ascii="Times New Roman" w:hAnsi="Times New Roman" w:cs="Times New Roman"/>
+                                <w:b/>
+                                <w:bCs/>
+                                <w:sz w:val="32"/>
+                                <w:szCs w:val="32"/>
+                              </w:rPr>
+                              <w:t xml:space="preserve"> 11</w:t>
+                            </w:r>
                           </w:p>
                         </w:txbxContent>
                       </wps:txbx>
@@ -106,6 +116,16 @@
                           <w:szCs w:val="32"/>
                         </w:rPr>
                         <w:t>D-</w:t>
+                      </w:r>
+                      <w:r>
+                        <w:rPr>
+                          <w:rFonts w:ascii="Times New Roman" w:hAnsi="Times New Roman" w:cs="Times New Roman"/>
+                          <w:b/>
+                          <w:bCs/>
+                          <w:sz w:val="32"/>
+                          <w:szCs w:val="32"/>
+                        </w:rPr>
+                        <w:t xml:space="preserve"> 11</w:t>
                       </w:r>
                     </w:p>
                   </w:txbxContent>
@@ -2194,7 +2214,7 @@
           <w:lang w:val="en"/>
         </w:rPr>
         <w:drawing>
-          <wp:anchor distT="0" distB="0" distL="114300" distR="114300" simplePos="0" relativeHeight="251664384" behindDoc="0" locked="0" layoutInCell="1" allowOverlap="1" wp14:anchorId="6C53E659" wp14:editId="5C774AA9">
+          <wp:anchor distT="0" distB="0" distL="114300" distR="114300" simplePos="0" relativeHeight="251664384" behindDoc="0" locked="0" layoutInCell="1" allowOverlap="1" wp14:anchorId="6C53E659" wp14:editId="1768B143">
             <wp:simplePos x="0" y="0"/>
             <wp:positionH relativeFrom="column">
               <wp:posOffset>438150</wp:posOffset>

--- a/Received/3/3, hrhg.docx
+++ b/Received/3/3, hrhg.docx
@@ -445,6 +445,15 @@
           <w:szCs w:val="28"/>
         </w:rPr>
         <w:t>HRHG</w:t>
+      </w:r>
+      <w:r>
+        <w:rPr>
+          <w:rFonts w:ascii="Times New Roman" w:hAnsi="Times New Roman" w:cs="Times New Roman"/>
+          <w:b/>
+          <w:sz w:val="28"/>
+          <w:szCs w:val="28"/>
+        </w:rPr>
+        <w:t xml:space="preserve"> (LC)</w:t>
       </w:r>
     </w:p>
     <w:tbl>
@@ -1004,7 +1013,7 @@
           <w:szCs w:val="32"/>
           <w:lang w:val="en"/>
         </w:rPr>
-        <w:t xml:space="preserve">ii. Lying    iii. Stealing   </w:t>
+        <w:t xml:space="preserve">ii. Lying   </w:t>
       </w:r>
       <w:r>
         <w:rPr>
@@ -1032,6 +1041,33 @@
           <w:lang w:val="en"/>
         </w:rPr>
         <w:t xml:space="preserve"> </w:t>
+      </w:r>
+      <w:r>
+        <w:rPr>
+          <w:rFonts w:ascii="Times New Roman" w:hAnsi="Times New Roman" w:cs="Times New Roman"/>
+          <w:sz w:val="32"/>
+          <w:szCs w:val="32"/>
+          <w:lang w:val="en"/>
+        </w:rPr>
+        <w:tab/>
+      </w:r>
+      <w:r>
+        <w:rPr>
+          <w:rFonts w:ascii="Times New Roman" w:hAnsi="Times New Roman" w:cs="Times New Roman"/>
+          <w:sz w:val="32"/>
+          <w:szCs w:val="32"/>
+          <w:lang w:val="en"/>
+        </w:rPr>
+        <w:tab/>
+      </w:r>
+      <w:r>
+        <w:rPr>
+          <w:rFonts w:ascii="Times New Roman" w:hAnsi="Times New Roman" w:cs="Times New Roman"/>
+          <w:sz w:val="32"/>
+          <w:szCs w:val="32"/>
+          <w:lang w:val="en"/>
+        </w:rPr>
+        <w:tab/>
       </w:r>
       <w:r>
         <w:rPr>
@@ -1089,7 +1125,16 @@
           <w:szCs w:val="32"/>
           <w:lang w:val="en"/>
         </w:rPr>
-        <w:t>chair</w:t>
+        <w:t>C</w:t>
+      </w:r>
+      <w:r>
+        <w:rPr>
+          <w:rFonts w:ascii="Times New Roman" w:hAnsi="Times New Roman" w:cs="Times New Roman"/>
+          <w:sz w:val="32"/>
+          <w:szCs w:val="32"/>
+          <w:lang w:val="en"/>
+        </w:rPr>
+        <w:t>hair</w:t>
       </w:r>
       <w:r>
         <w:rPr>
@@ -1172,7 +1217,16 @@
           <w:szCs w:val="32"/>
           <w:lang w:val="en"/>
         </w:rPr>
-        <w:t>table</w:t>
+        <w:t>T</w:t>
+      </w:r>
+      <w:r>
+        <w:rPr>
+          <w:rFonts w:ascii="Times New Roman" w:hAnsi="Times New Roman" w:cs="Times New Roman"/>
+          <w:sz w:val="32"/>
+          <w:szCs w:val="32"/>
+          <w:lang w:val="en"/>
+        </w:rPr>
+        <w:t>able</w:t>
       </w:r>
       <w:r>
         <w:rPr>
@@ -1908,7 +1962,25 @@
           <w:szCs w:val="32"/>
           <w:lang w:val="en"/>
         </w:rPr>
-        <w:t>c. Colors of traffic light:</w:t>
+        <w:t xml:space="preserve">c. </w:t>
+      </w:r>
+      <w:r>
+        <w:rPr>
+          <w:rFonts w:ascii="Times New Roman" w:hAnsi="Times New Roman" w:cs="Times New Roman"/>
+          <w:sz w:val="32"/>
+          <w:szCs w:val="32"/>
+          <w:lang w:val="en"/>
+        </w:rPr>
+        <w:t>Two c</w:t>
+      </w:r>
+      <w:r>
+        <w:rPr>
+          <w:rFonts w:ascii="Times New Roman" w:hAnsi="Times New Roman" w:cs="Times New Roman"/>
+          <w:sz w:val="32"/>
+          <w:szCs w:val="32"/>
+          <w:lang w:val="en"/>
+        </w:rPr>
+        <w:t>olors of traffic light:</w:t>
       </w:r>
       <w:r>
         <w:rPr>
@@ -2156,65 +2228,7 @@
           <w:lang w:val="en"/>
         </w:rPr>
         <w:drawing>
-          <wp:anchor distT="0" distB="0" distL="114300" distR="114300" simplePos="0" relativeHeight="251663360" behindDoc="0" locked="0" layoutInCell="1" allowOverlap="1" wp14:anchorId="46200951" wp14:editId="677816F3">
-            <wp:simplePos x="0" y="0"/>
-            <wp:positionH relativeFrom="column">
-              <wp:posOffset>5295900</wp:posOffset>
-            </wp:positionH>
-            <wp:positionV relativeFrom="paragraph">
-              <wp:posOffset>99695</wp:posOffset>
-            </wp:positionV>
-            <wp:extent cx="894080" cy="1584960"/>
-            <wp:effectExtent l="0" t="0" r="1270" b="0"/>
-            <wp:wrapNone/>
-            <wp:docPr id="6" name="Picture 6"/>
-            <wp:cNvGraphicFramePr>
-              <a:graphicFrameLocks xmlns:a="http://schemas.openxmlformats.org/drawingml/2006/main" noChangeAspect="1"/>
-            </wp:cNvGraphicFramePr>
-            <a:graphic xmlns:a="http://schemas.openxmlformats.org/drawingml/2006/main">
-              <a:graphicData uri="http://schemas.openxmlformats.org/drawingml/2006/picture">
-                <pic:pic xmlns:pic="http://schemas.openxmlformats.org/drawingml/2006/picture">
-                  <pic:nvPicPr>
-                    <pic:cNvPr id="6" name="Picture 6"/>
-                    <pic:cNvPicPr/>
-                  </pic:nvPicPr>
-                  <pic:blipFill>
-                    <a:blip r:embed="rId11" cstate="print">
-                      <a:extLst>
-                        <a:ext uri="{28A0092B-C50C-407E-A947-70E740481C1C}">
-                          <a14:useLocalDpi xmlns:a14="http://schemas.microsoft.com/office/drawing/2010/main" val="0"/>
-                        </a:ext>
-                      </a:extLst>
-                    </a:blip>
-                    <a:stretch>
-                      <a:fillRect/>
-                    </a:stretch>
-                  </pic:blipFill>
-                  <pic:spPr>
-                    <a:xfrm flipH="1">
-                      <a:off x="0" y="0"/>
-                      <a:ext cx="894080" cy="1584960"/>
-                    </a:xfrm>
-                    <a:prstGeom prst="rect">
-                      <a:avLst/>
-                    </a:prstGeom>
-                  </pic:spPr>
-                </pic:pic>
-              </a:graphicData>
-            </a:graphic>
-          </wp:anchor>
-        </w:drawing>
-      </w:r>
-      <w:r>
-        <w:rPr>
-          <w:rFonts w:ascii="Times New Roman" w:hAnsi="Times New Roman" w:cs="Times New Roman"/>
-          <w:noProof/>
-          <w:sz w:val="32"/>
-          <w:szCs w:val="32"/>
-          <w:lang w:val="en"/>
-        </w:rPr>
-        <w:drawing>
-          <wp:anchor distT="0" distB="0" distL="114300" distR="114300" simplePos="0" relativeHeight="251664384" behindDoc="0" locked="0" layoutInCell="1" allowOverlap="1" wp14:anchorId="6C53E659" wp14:editId="1768B143">
+          <wp:anchor distT="0" distB="0" distL="114300" distR="114300" simplePos="0" relativeHeight="251664384" behindDoc="0" locked="0" layoutInCell="1" allowOverlap="1" wp14:anchorId="6C53E659" wp14:editId="06639633">
             <wp:simplePos x="0" y="0"/>
             <wp:positionH relativeFrom="column">
               <wp:posOffset>438150</wp:posOffset>
@@ -2237,7 +2251,7 @@
                     <pic:cNvPicPr/>
                   </pic:nvPicPr>
                   <pic:blipFill rotWithShape="1">
-                    <a:blip r:embed="rId12" cstate="print">
+                    <a:blip r:embed="rId11" cstate="print">
                       <a:extLst>
                         <a:ext uri="{28A0092B-C50C-407E-A947-70E740481C1C}">
                           <a14:useLocalDpi xmlns:a14="http://schemas.microsoft.com/office/drawing/2010/main" val="0"/>
@@ -2407,6 +2421,78 @@
           <w:lang w:val="en"/>
         </w:rPr>
       </w:pPr>
+      <w:r>
+        <w:rPr>
+          <w:noProof/>
+        </w:rPr>
+        <w:drawing>
+          <wp:anchor distT="0" distB="0" distL="114300" distR="114300" simplePos="0" relativeHeight="251670528" behindDoc="0" locked="0" layoutInCell="1" allowOverlap="1" wp14:anchorId="3ACB483A" wp14:editId="4C62823E">
+            <wp:simplePos x="0" y="0"/>
+            <wp:positionH relativeFrom="column">
+              <wp:posOffset>5199380</wp:posOffset>
+            </wp:positionH>
+            <wp:positionV relativeFrom="paragraph">
+              <wp:posOffset>50045</wp:posOffset>
+            </wp:positionV>
+            <wp:extent cx="1258058" cy="1335405"/>
+            <wp:effectExtent l="0" t="0" r="0" b="0"/>
+            <wp:wrapNone/>
+            <wp:docPr id="156257354" name="Picture 7" descr="4,578 Biker Helmet Sketch Royalty-Free Images, Stock Photos &amp; Pictures |  Shutterstock"/>
+            <wp:cNvGraphicFramePr>
+              <a:graphicFrameLocks xmlns:a="http://schemas.openxmlformats.org/drawingml/2006/main" noChangeAspect="1"/>
+            </wp:cNvGraphicFramePr>
+            <a:graphic xmlns:a="http://schemas.openxmlformats.org/drawingml/2006/main">
+              <a:graphicData uri="http://schemas.openxmlformats.org/drawingml/2006/picture">
+                <pic:pic xmlns:pic="http://schemas.openxmlformats.org/drawingml/2006/picture">
+                  <pic:nvPicPr>
+                    <pic:cNvPr id="0" name="Picture 1" descr="4,578 Biker Helmet Sketch Royalty-Free Images, Stock Photos &amp; Pictures |  Shutterstock"/>
+                    <pic:cNvPicPr>
+                      <a:picLocks noChangeAspect="1" noChangeArrowheads="1"/>
+                    </pic:cNvPicPr>
+                  </pic:nvPicPr>
+                  <pic:blipFill rotWithShape="1">
+                    <a:blip r:embed="rId12" cstate="print">
+                      <a:extLst>
+                        <a:ext uri="{28A0092B-C50C-407E-A947-70E740481C1C}">
+                          <a14:useLocalDpi xmlns:a14="http://schemas.microsoft.com/office/drawing/2010/main" val="0"/>
+                        </a:ext>
+                      </a:extLst>
+                    </a:blip>
+                    <a:srcRect l="7672" t="3148" r="5927" b="5114"/>
+                    <a:stretch>
+                      <a:fillRect/>
+                    </a:stretch>
+                  </pic:blipFill>
+                  <pic:spPr bwMode="auto">
+                    <a:xfrm>
+                      <a:off x="0" y="0"/>
+                      <a:ext cx="1258058" cy="1335405"/>
+                    </a:xfrm>
+                    <a:prstGeom prst="rect">
+                      <a:avLst/>
+                    </a:prstGeom>
+                    <a:noFill/>
+                    <a:ln>
+                      <a:noFill/>
+                    </a:ln>
+                    <a:extLst>
+                      <a:ext uri="{53640926-AAD7-44D8-BBD7-CCE9431645EC}">
+                        <a14:shadowObscured xmlns:a14="http://schemas.microsoft.com/office/drawing/2010/main"/>
+                      </a:ext>
+                    </a:extLst>
+                  </pic:spPr>
+                </pic:pic>
+              </a:graphicData>
+            </a:graphic>
+            <wp14:sizeRelH relativeFrom="margin">
+              <wp14:pctWidth>0</wp14:pctWidth>
+            </wp14:sizeRelH>
+            <wp14:sizeRelV relativeFrom="margin">
+              <wp14:pctHeight>0</wp14:pctHeight>
+            </wp14:sizeRelV>
+          </wp:anchor>
+        </w:drawing>
+      </w:r>
     </w:p>
     <w:p>
       <w:pPr>
@@ -2459,7 +2545,7 @@
         <mc:AlternateContent>
           <mc:Choice Requires="wps">
             <w:drawing>
-              <wp:anchor distT="0" distB="0" distL="114300" distR="114300" simplePos="0" relativeHeight="251667456" behindDoc="0" locked="0" layoutInCell="1" allowOverlap="1" wp14:anchorId="6D146AA5" wp14:editId="4CBCBD7E">
+              <wp:anchor distT="0" distB="0" distL="114300" distR="114300" simplePos="0" relativeHeight="251667456" behindDoc="0" locked="0" layoutInCell="1" allowOverlap="1" wp14:anchorId="6D146AA5" wp14:editId="5634CB9D">
                 <wp:simplePos x="0" y="0"/>
                 <wp:positionH relativeFrom="column">
                   <wp:posOffset>2752725</wp:posOffset>
@@ -2521,7 +2607,7 @@
           </mc:Choice>
           <mc:Fallback>
             <w:pict>
-              <v:rect w14:anchorId="3A0D0B75" id="Rectangle 1" o:spid="_x0000_s1026" style="position:absolute;margin-left:216.75pt;margin-top:9.9pt;width:134.25pt;height:43.5pt;z-index:251667456;visibility:visible;mso-wrap-style:square;mso-wrap-distance-left:9pt;mso-wrap-distance-top:0;mso-wrap-distance-right:9pt;mso-wrap-distance-bottom:0;mso-position-horizontal:absolute;mso-position-horizontal-relative:text;mso-position-vertical:absolute;mso-position-vertical-relative:text;v-text-anchor:middle" o:gfxdata="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" filled="f" strokecolor="black [3213]" strokeweight="1pt"/>
+              <v:rect w14:anchorId="045B2661" id="Rectangle 1" o:spid="_x0000_s1026" style="position:absolute;margin-left:216.75pt;margin-top:9.9pt;width:134.25pt;height:43.5pt;z-index:251667456;visibility:visible;mso-wrap-style:square;mso-wrap-distance-left:9pt;mso-wrap-distance-top:0;mso-wrap-distance-right:9pt;mso-wrap-distance-bottom:0;mso-position-horizontal:absolute;mso-position-horizontal-relative:text;mso-position-vertical:absolute;mso-position-vertical-relative:text;v-text-anchor:middle" o:gfxdata="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" filled="f" strokecolor="black [3213]" strokeweight="1pt"/>
             </w:pict>
           </mc:Fallback>
         </mc:AlternateContent>
@@ -2658,7 +2744,7 @@
         <mc:AlternateContent>
           <mc:Choice Requires="wps">
             <w:drawing>
-              <wp:anchor distT="0" distB="0" distL="114300" distR="114300" simplePos="0" relativeHeight="251669504" behindDoc="0" locked="0" layoutInCell="1" allowOverlap="1" wp14:anchorId="617DEDFA" wp14:editId="04C3C268">
+              <wp:anchor distT="0" distB="0" distL="114300" distR="114300" simplePos="0" relativeHeight="251669504" behindDoc="0" locked="0" layoutInCell="1" allowOverlap="1" wp14:anchorId="617DEDFA" wp14:editId="35F1BF1D">
                 <wp:simplePos x="0" y="0"/>
                 <wp:positionH relativeFrom="column">
                   <wp:posOffset>4895850</wp:posOffset>
@@ -2720,7 +2806,7 @@
           </mc:Choice>
           <mc:Fallback>
             <w:pict>
-              <v:rect w14:anchorId="5BA4F8AC" id="Rectangle 1" o:spid="_x0000_s1026" style="position:absolute;margin-left:385.5pt;margin-top:3.55pt;width:134.25pt;height:43.5pt;z-index:251669504;visibility:visible;mso-wrap-style:square;mso-wrap-distance-left:9pt;mso-wrap-distance-top:0;mso-wrap-distance-right:9pt;mso-wrap-distance-bottom:0;mso-position-horizontal:absolute;mso-position-horizontal-relative:text;mso-position-vertical:absolute;mso-position-vertical-relative:text;v-text-anchor:middle" o:gfxdata="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" filled="f" strokecolor="black [3213]" strokeweight="1pt"/>
+              <v:rect w14:anchorId="7E511E53" id="Rectangle 1" o:spid="_x0000_s1026" style="position:absolute;margin-left:385.5pt;margin-top:3.55pt;width:134.25pt;height:43.5pt;z-index:251669504;visibility:visible;mso-wrap-style:square;mso-wrap-distance-left:9pt;mso-wrap-distance-top:0;mso-wrap-distance-right:9pt;mso-wrap-distance-bottom:0;mso-position-horizontal:absolute;mso-position-horizontal-relative:text;mso-position-vertical:absolute;mso-position-vertical-relative:text;v-text-anchor:middle" o:gfxdata="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" filled="f" strokecolor="black [3213]" strokeweight="1pt"/>
             </w:pict>
           </mc:Fallback>
         </mc:AlternateContent>
@@ -3004,7 +3090,25 @@
           <w:szCs w:val="32"/>
           <w:lang w:val="en"/>
         </w:rPr>
-        <w:t>d. List any two communication devices.</w:t>
+        <w:t>d. List</w:t>
+      </w:r>
+      <w:r>
+        <w:rPr>
+          <w:rFonts w:ascii="Times New Roman" w:hAnsi="Times New Roman" w:cs="Times New Roman"/>
+          <w:sz w:val="32"/>
+          <w:szCs w:val="32"/>
+          <w:lang w:val="en"/>
+        </w:rPr>
+        <w:t xml:space="preserve"> out</w:t>
+      </w:r>
+      <w:r>
+        <w:rPr>
+          <w:rFonts w:ascii="Times New Roman" w:hAnsi="Times New Roman" w:cs="Times New Roman"/>
+          <w:sz w:val="32"/>
+          <w:szCs w:val="32"/>
+          <w:lang w:val="en"/>
+        </w:rPr>
+        <w:t xml:space="preserve"> any two communication devices.</w:t>
       </w:r>
     </w:p>
     <w:p>
@@ -3058,7 +3162,85 @@
           <w:szCs w:val="32"/>
           <w:lang w:val="en"/>
         </w:rPr>
-        <w:t>6. Draw a picture of a traffic light.</w:t>
+        <w:t>6. Draw a picture of a traffic light</w:t>
+      </w:r>
+      <w:r>
+        <w:rPr>
+          <w:rFonts w:ascii="Times New Roman" w:hAnsi="Times New Roman" w:cs="Times New Roman"/>
+          <w:b/>
+          <w:bCs/>
+          <w:sz w:val="32"/>
+          <w:szCs w:val="32"/>
+          <w:lang w:val="en"/>
+        </w:rPr>
+        <w:t xml:space="preserve"> and also colour it</w:t>
+      </w:r>
+      <w:r>
+        <w:rPr>
+          <w:rFonts w:ascii="Times New Roman" w:hAnsi="Times New Roman" w:cs="Times New Roman"/>
+          <w:b/>
+          <w:bCs/>
+          <w:sz w:val="32"/>
+          <w:szCs w:val="32"/>
+          <w:lang w:val="en"/>
+        </w:rPr>
+        <w:t>.</w:t>
+      </w:r>
+      <w:r>
+        <w:rPr>
+          <w:rFonts w:ascii="Times New Roman" w:hAnsi="Times New Roman" w:cs="Times New Roman"/>
+          <w:b/>
+          <w:bCs/>
+          <w:sz w:val="32"/>
+          <w:szCs w:val="32"/>
+          <w:lang w:val="en"/>
+        </w:rPr>
+        <w:tab/>
+      </w:r>
+      <w:r>
+        <w:rPr>
+          <w:rFonts w:ascii="Times New Roman" w:hAnsi="Times New Roman" w:cs="Times New Roman"/>
+          <w:b/>
+          <w:bCs/>
+          <w:sz w:val="32"/>
+          <w:szCs w:val="32"/>
+          <w:lang w:val="en"/>
+        </w:rPr>
+        <w:tab/>
+      </w:r>
+      <w:r>
+        <w:rPr>
+          <w:rFonts w:ascii="Times New Roman" w:hAnsi="Times New Roman" w:cs="Times New Roman"/>
+          <w:b/>
+          <w:bCs/>
+          <w:sz w:val="32"/>
+          <w:szCs w:val="32"/>
+          <w:lang w:val="en"/>
+        </w:rPr>
+        <w:tab/>
+      </w:r>
+      <w:r>
+        <w:rPr>
+          <w:rFonts w:ascii="Times New Roman" w:hAnsi="Times New Roman" w:cs="Times New Roman"/>
+          <w:b/>
+          <w:bCs/>
+          <w:sz w:val="32"/>
+          <w:szCs w:val="32"/>
+          <w:lang w:val="en"/>
+        </w:rPr>
+        <w:tab/>
+      </w:r>
+      <w:r>
+        <w:rPr>
+          <w:rFonts w:ascii="Times New Roman" w:hAnsi="Times New Roman" w:cs="Times New Roman"/>
+          <w:b/>
+          <w:bCs/>
+          <w:sz w:val="32"/>
+          <w:szCs w:val="32"/>
+          <w:lang w:val="en"/>
+        </w:rPr>
+        <w:tab/>
+        <w:t>[3]</w:t>
       </w:r>
     </w:p>
     <w:tbl>
